--- a/assets/demo/case3/改后-专家库汇报.docx
+++ b/assets/demo/case3/改后-专家库汇报.docx
@@ -5,7 +5,6 @@
     <w:p>
       <w:pPr>
         <w:pStyle w:val="FormatAgentTitle"/>
-        <w:spacing w:line="240" w:lineRule="auto"/>
       </w:pPr>
       <w:r>
         <w:t>关于建立公司数字化转型专家库的汇报</w:t>
@@ -12137,28 +12136,15 @@
     <w:next w:val="Normal"/>
     <w:qFormat/>
     <w:pPr>
+      <w:spacing w:line="520" w:lineRule="exact"/>
       <w:jc w:val="center"/>
       <w:outlineLvl w:val="0"/>
     </w:pPr>
     <w:rPr>
-      <w:rFonts w:eastAsia="方正小标宋简体" w:ascii="方正小标宋简体" w:hAnsi="方正小标宋简体" w:cs="方正小标宋简体"/>
+      <w:rFonts w:eastAsia="黑体" w:ascii="黑体" w:hAnsi="黑体" w:cs="黑体"/>
       <w:b w:val="0"/>
       <w:sz w:val="44"/>
       <w:szCs w:val="44"/>
-    </w:rPr>
-  </w:style>
-  <w:style w:type="paragraph" w:customStyle="1" w:styleId="FormatAgentDate">
-    <w:name w:val="日期"/>
-    <w:next w:val="Normal"/>
-    <w:qFormat/>
-    <w:pPr>
-      <w:jc w:val="both"/>
-    </w:pPr>
-    <w:rPr>
-      <w:rFonts w:eastAsia="仿宋_GB2312" w:ascii="仿宋_GB2312" w:hAnsi="仿宋_GB2312" w:cs="仿宋_GB2312"/>
-      <w:b w:val="0"/>
-      <w:sz w:val="28"/>
-      <w:szCs w:val="28"/>
     </w:rPr>
   </w:style>
   <w:style w:type="paragraph" w:customStyle="1" w:styleId="FormatAgentSubtitle">
@@ -12220,10 +12206,10 @@
     <w:pPr>
       <w:spacing w:line="600" w:lineRule="exact"/>
       <w:ind w:firstLineChars="200" w:firstLine="420"/>
-      <w:jc w:val="both"/>
+      <w:jc w:val="left"/>
     </w:pPr>
     <w:rPr>
-      <w:rFonts w:eastAsia="华文楷体" w:ascii="华文楷体" w:hAnsi="华文楷体" w:cs="华文楷体"/>
+      <w:rFonts w:eastAsia="宋体" w:ascii="Calibri" w:hAnsi="Calibri" w:cs="Calibri"/>
       <w:b w:val="0"/>
       <w:sz w:val="21"/>
       <w:szCs w:val="21"/>
